--- a/drive-docs/blog/mi-primer-post.docx
+++ b/drive-docs/blog/mi-primer-post.docx
@@ -174,7 +174,44 @@
     </w:p>
     <w:p>
       <w:r>
-        <w:t xml:space="preserve"/>
+        <w:drawing>
+          <wp:inline distT="0" distB="0" distL="0" distR="0">
+            <wp:extent cx="4286250" cy="2552700"/>
+            <wp:effectExtent t="0" r="0" b="0" l="0"/>
+            <wp:docPr id="1" name="" descr="" title=""/>
+            <wp:cNvGraphicFramePr>
+              <a:graphicFrameLocks xmlns:a="http://schemas.openxmlformats.org/drawingml/2006/main" noChangeAspect="1"/>
+            </wp:cNvGraphicFramePr>
+            <a:graphic xmlns:a="http://schemas.openxmlformats.org/drawingml/2006/main">
+              <a:graphicData uri="http://schemas.openxmlformats.org/drawingml/2006/picture">
+                <pic:pic xmlns:pic="http://schemas.openxmlformats.org/drawingml/2006/picture">
+                  <pic:nvPicPr>
+                    <pic:cNvPr id="0" name="" descr=""/>
+                    <pic:cNvPicPr>
+                      <a:picLocks noChangeAspect="1" noChangeArrowheads="1"/>
+                    </pic:cNvPicPr>
+                  </pic:nvPicPr>
+                  <pic:blipFill>
+                    <a:blip r:embed="rId7" cstate="none"/>
+                    <a:srcRect/>
+                    <a:stretch>
+                      <a:fillRect/>
+                    </a:stretch>
+                  </pic:blipFill>
+                  <pic:spPr bwMode="auto">
+                    <a:xfrm>
+                      <a:off x="0" y="0"/>
+                      <a:ext cx="4286250" cy="2552700"/>
+                    </a:xfrm>
+                    <a:prstGeom prst="rect">
+                      <a:avLst/>
+                    </a:prstGeom>
+                  </pic:spPr>
+                </pic:pic>
+              </a:graphicData>
+            </a:graphic>
+          </wp:inline>
+        </w:drawing>
       </w:r>
     </w:p>
     <w:p>
@@ -646,11 +683,44 @@
           </w:tcPr>
           <w:p>
             <w:r>
-              <w:rPr>
-                <w:i/>
-                <w:iCs/>
-              </w:rPr>
-              <w:t xml:space="preserve">[imagen: sin alt — http://adobe.puntos.net.s3-website-us-east-1.amazonaws.com/blog/logo.png]</w:t>
+              <w:drawing>
+                <wp:inline distT="0" distB="0" distL="0" distR="0">
+                  <wp:extent cx="4286250" cy="2552700"/>
+                  <wp:effectExtent t="0" r="0" b="0" l="0"/>
+                  <wp:docPr id="1" name="" descr="" title=""/>
+                  <wp:cNvGraphicFramePr>
+                    <a:graphicFrameLocks xmlns:a="http://schemas.openxmlformats.org/drawingml/2006/main" noChangeAspect="1"/>
+                  </wp:cNvGraphicFramePr>
+                  <a:graphic xmlns:a="http://schemas.openxmlformats.org/drawingml/2006/main">
+                    <a:graphicData uri="http://schemas.openxmlformats.org/drawingml/2006/picture">
+                      <pic:pic xmlns:pic="http://schemas.openxmlformats.org/drawingml/2006/picture">
+                        <pic:nvPicPr>
+                          <pic:cNvPr id="0" name="" descr=""/>
+                          <pic:cNvPicPr>
+                            <a:picLocks noChangeAspect="1" noChangeArrowheads="1"/>
+                          </pic:cNvPicPr>
+                        </pic:nvPicPr>
+                        <pic:blipFill>
+                          <a:blip r:embed="rId7" cstate="none"/>
+                          <a:srcRect/>
+                          <a:stretch>
+                            <a:fillRect/>
+                          </a:stretch>
+                        </pic:blipFill>
+                        <pic:spPr bwMode="auto">
+                          <a:xfrm>
+                            <a:off x="0" y="0"/>
+                            <a:ext cx="4286250" cy="2552700"/>
+                          </a:xfrm>
+                          <a:prstGeom prst="rect">
+                            <a:avLst/>
+                          </a:prstGeom>
+                        </pic:spPr>
+                      </pic:pic>
+                    </a:graphicData>
+                  </a:graphic>
+                </wp:inline>
+              </w:drawing>
             </w:r>
           </w:p>
         </w:tc>

--- a/drive-docs/blog/mi-primer-post.docx
+++ b/drive-docs/blog/mi-primer-post.docx
@@ -355,7 +355,127 @@
     </w:p>
     <w:p>
       <w:r>
-        <w:t xml:space="preserve">---------ObjetivoRanking en SERPSer citado, mencionado o recomendadoUnidad de éxitoPosición y CTRShare of voice en respuestas de IASeñales claveBacklinks, keywords, Core Web VitalsAutoridad temática, datos estructurados, citabilidadFormato preferidoPáginas largas con keywordsRespuestas claras, listicles, tablas, FAQsMediciónSearch Console, AnalyticsBrand monitoring en LLMs y motores generativosCiclo de actualizaciónSemanas / mesesDías — los modelos reentrenan e indexan continuamente---------El SEO no muere; cambia de capa. Las señales clásicas (autoridad de dominio, contenido de calidad, performance técnica) siguen siendo la base: los motores generativos se alimentan justamente del web crawling. Pero arriba de esa base aparece una capa nueva: ¿el contenido es fácil de citar para una IA?</w:t>
+        <w:t xml:space="preserve">---</w:t>
+      </w:r>
+    </w:p>
+    <w:p>
+      <w:r>
+        <w:t xml:space="preserve">---</w:t>
+      </w:r>
+    </w:p>
+    <w:p>
+      <w:r>
+        <w:t xml:space="preserve">---</w:t>
+      </w:r>
+    </w:p>
+    <w:p>
+      <w:r>
+        <w:t xml:space="preserve">Objetivo</w:t>
+      </w:r>
+    </w:p>
+    <w:p>
+      <w:r>
+        <w:t xml:space="preserve">Ranking en SERP</w:t>
+      </w:r>
+    </w:p>
+    <w:p>
+      <w:r>
+        <w:t xml:space="preserve">Ser citado, mencionado o recomendado</w:t>
+      </w:r>
+    </w:p>
+    <w:p>
+      <w:r>
+        <w:t xml:space="preserve">Unidad de éxito</w:t>
+      </w:r>
+    </w:p>
+    <w:p>
+      <w:r>
+        <w:t xml:space="preserve">Posición y CTR</w:t>
+      </w:r>
+    </w:p>
+    <w:p>
+      <w:r>
+        <w:t xml:space="preserve">Share of voice en respuestas de IA</w:t>
+      </w:r>
+    </w:p>
+    <w:p>
+      <w:r>
+        <w:t xml:space="preserve">Señales clave</w:t>
+      </w:r>
+    </w:p>
+    <w:p>
+      <w:r>
+        <w:t xml:space="preserve">Backlinks, keywords, Core Web Vitals</w:t>
+      </w:r>
+    </w:p>
+    <w:p>
+      <w:r>
+        <w:t xml:space="preserve">Autoridad temática, datos estructurados, citabilidad</w:t>
+      </w:r>
+    </w:p>
+    <w:p>
+      <w:r>
+        <w:t xml:space="preserve">Formato preferido</w:t>
+      </w:r>
+    </w:p>
+    <w:p>
+      <w:r>
+        <w:t xml:space="preserve">Páginas largas con keywords</w:t>
+      </w:r>
+    </w:p>
+    <w:p>
+      <w:r>
+        <w:t xml:space="preserve">Respuestas claras, listicles, tablas, FAQs</w:t>
+      </w:r>
+    </w:p>
+    <w:p>
+      <w:r>
+        <w:t xml:space="preserve">Medición</w:t>
+      </w:r>
+    </w:p>
+    <w:p>
+      <w:r>
+        <w:t xml:space="preserve">Search Console, Analytics</w:t>
+      </w:r>
+    </w:p>
+    <w:p>
+      <w:r>
+        <w:t xml:space="preserve">Brand monitoring en LLMs y motores generativos</w:t>
+      </w:r>
+    </w:p>
+    <w:p>
+      <w:r>
+        <w:t xml:space="preserve">Ciclo de actualización</w:t>
+      </w:r>
+    </w:p>
+    <w:p>
+      <w:r>
+        <w:t xml:space="preserve">Semanas / meses</w:t>
+      </w:r>
+    </w:p>
+    <w:p>
+      <w:r>
+        <w:t xml:space="preserve">Días — los modelos reentrenan e indexan continuamente</w:t>
+      </w:r>
+    </w:p>
+    <w:p>
+      <w:r>
+        <w:t xml:space="preserve">---</w:t>
+      </w:r>
+    </w:p>
+    <w:p>
+      <w:r>
+        <w:t xml:space="preserve">---</w:t>
+      </w:r>
+    </w:p>
+    <w:p>
+      <w:r>
+        <w:t xml:space="preserve">---</w:t>
+      </w:r>
+    </w:p>
+    <w:p>
+      <w:r>
+        <w:t xml:space="preserve">El SEO no muere; cambia de capa. Las señales clásicas (autoridad de dominio, contenido de calidad, performance técnica) siguen siendo la base: los motores generativos se alimentan justamente del web crawling. Pero arriba de esa base aparece una capa nueva: ¿el contenido es fácil de citar para una IA?</w:t>
       </w:r>
     </w:p>
     <w:p>

--- a/drive-docs/blog/mi-primer-post.docx
+++ b/drive-docs/blog/mi-primer-post.docx
@@ -4,7 +4,7 @@
   <w:body>
     <w:tbl>
       <w:tblPr>
-        <w:tblW w:type="pct" w:w="100%"/>
+        <w:tblW w:type="dxa" w:w="9360"/>
         <w:tblBorders>
           <w:top w:val="single" w:color="auto" w:sz="4"/>
           <w:left w:val="single" w:color="auto" w:sz="4"/>
@@ -13,14 +13,17 @@
           <w:insideH w:val="single" w:color="auto" w:sz="4"/>
           <w:insideV w:val="single" w:color="auto" w:sz="4"/>
         </w:tblBorders>
+        <w:tblLayout w:type="fixed"/>
       </w:tblPr>
       <w:tblGrid>
-        <w:gridCol w:w="100"/>
-        <w:gridCol w:w="100"/>
+        <w:gridCol w:w="4680"/>
+        <w:gridCol w:w="4680"/>
       </w:tblGrid>
       <w:tr>
         <w:tc>
           <w:tcPr>
+            <w:tcW w:type="dxa" w:w="9360"/>
+            <w:gridSpan w:val="2"/>
             <w:tcBorders>
               <w:top w:val="single" w:color="999999" w:sz="4"/>
               <w:left w:val="single" w:color="999999" w:sz="4"/>
@@ -42,6 +45,7 @@
       <w:tr>
         <w:tc>
           <w:tcPr>
+            <w:tcW w:type="dxa" w:w="4680"/>
             <w:tcBorders>
               <w:top w:val="single" w:color="999999" w:sz="4"/>
               <w:left w:val="single" w:color="999999" w:sz="4"/>
@@ -57,6 +61,7 @@
         </w:tc>
         <w:tc>
           <w:tcPr>
+            <w:tcW w:type="dxa" w:w="4680"/>
             <w:tcBorders>
               <w:top w:val="single" w:color="999999" w:sz="4"/>
               <w:left w:val="single" w:color="999999" w:sz="4"/>
@@ -99,7 +104,7 @@
     </w:p>
     <w:tbl>
       <w:tblPr>
-        <w:tblW w:type="pct" w:w="100%"/>
+        <w:tblW w:type="dxa" w:w="9360"/>
         <w:tblBorders>
           <w:top w:val="single" w:color="auto" w:sz="4"/>
           <w:left w:val="single" w:color="auto" w:sz="4"/>
@@ -108,14 +113,17 @@
           <w:insideH w:val="single" w:color="auto" w:sz="4"/>
           <w:insideV w:val="single" w:color="auto" w:sz="4"/>
         </w:tblBorders>
+        <w:tblLayout w:type="fixed"/>
       </w:tblPr>
       <w:tblGrid>
-        <w:gridCol w:w="100"/>
-        <w:gridCol w:w="100"/>
+        <w:gridCol w:w="4680"/>
+        <w:gridCol w:w="4680"/>
       </w:tblGrid>
       <w:tr>
         <w:tc>
           <w:tcPr>
+            <w:tcW w:type="dxa" w:w="9360"/>
+            <w:gridSpan w:val="2"/>
             <w:tcBorders>
               <w:top w:val="single" w:color="999999" w:sz="4"/>
               <w:left w:val="single" w:color="999999" w:sz="4"/>
@@ -137,6 +145,7 @@
       <w:tr>
         <w:tc>
           <w:tcPr>
+            <w:tcW w:type="dxa" w:w="4680"/>
             <w:tcBorders>
               <w:top w:val="single" w:color="999999" w:sz="4"/>
               <w:left w:val="single" w:color="999999" w:sz="4"/>
@@ -152,6 +161,7 @@
         </w:tc>
         <w:tc>
           <w:tcPr>
+            <w:tcW w:type="dxa" w:w="4680"/>
             <w:tcBorders>
               <w:top w:val="single" w:color="999999" w:sz="4"/>
               <w:left w:val="single" w:color="999999" w:sz="4"/>
@@ -221,7 +231,7 @@
     </w:p>
     <w:tbl>
       <w:tblPr>
-        <w:tblW w:type="pct" w:w="100%"/>
+        <w:tblW w:type="dxa" w:w="9360"/>
         <w:tblBorders>
           <w:top w:val="single" w:color="auto" w:sz="4"/>
           <w:left w:val="single" w:color="auto" w:sz="4"/>
@@ -230,14 +240,17 @@
           <w:insideH w:val="single" w:color="auto" w:sz="4"/>
           <w:insideV w:val="single" w:color="auto" w:sz="4"/>
         </w:tblBorders>
+        <w:tblLayout w:type="fixed"/>
       </w:tblPr>
       <w:tblGrid>
-        <w:gridCol w:w="100"/>
-        <w:gridCol w:w="100"/>
+        <w:gridCol w:w="4680"/>
+        <w:gridCol w:w="4680"/>
       </w:tblGrid>
       <w:tr>
         <w:tc>
           <w:tcPr>
+            <w:tcW w:type="dxa" w:w="9360"/>
+            <w:gridSpan w:val="2"/>
             <w:tcBorders>
               <w:top w:val="single" w:color="999999" w:sz="4"/>
               <w:left w:val="single" w:color="999999" w:sz="4"/>
@@ -259,6 +272,7 @@
       <w:tr>
         <w:tc>
           <w:tcPr>
+            <w:tcW w:type="dxa" w:w="4680"/>
             <w:tcBorders>
               <w:top w:val="single" w:color="999999" w:sz="4"/>
               <w:left w:val="single" w:color="999999" w:sz="4"/>
@@ -274,6 +288,7 @@
         </w:tc>
         <w:tc>
           <w:tcPr>
+            <w:tcW w:type="dxa" w:w="4680"/>
             <w:tcBorders>
               <w:top w:val="single" w:color="999999" w:sz="4"/>
               <w:left w:val="single" w:color="999999" w:sz="4"/>
@@ -677,7 +692,7 @@
     </w:p>
     <w:tbl>
       <w:tblPr>
-        <w:tblW w:type="pct" w:w="100%"/>
+        <w:tblW w:type="dxa" w:w="9360"/>
         <w:tblBorders>
           <w:top w:val="single" w:color="auto" w:sz="4"/>
           <w:left w:val="single" w:color="auto" w:sz="4"/>
@@ -686,14 +701,17 @@
           <w:insideH w:val="single" w:color="auto" w:sz="4"/>
           <w:insideV w:val="single" w:color="auto" w:sz="4"/>
         </w:tblBorders>
+        <w:tblLayout w:type="fixed"/>
       </w:tblPr>
       <w:tblGrid>
-        <w:gridCol w:w="100"/>
-        <w:gridCol w:w="100"/>
+        <w:gridCol w:w="4680"/>
+        <w:gridCol w:w="4680"/>
       </w:tblGrid>
       <w:tr>
         <w:tc>
           <w:tcPr>
+            <w:tcW w:type="dxa" w:w="9360"/>
+            <w:gridSpan w:val="2"/>
             <w:tcBorders>
               <w:top w:val="single" w:color="999999" w:sz="4"/>
               <w:left w:val="single" w:color="999999" w:sz="4"/>
@@ -715,6 +733,7 @@
       <w:tr>
         <w:tc>
           <w:tcPr>
+            <w:tcW w:type="dxa" w:w="4680"/>
             <w:tcBorders>
               <w:top w:val="single" w:color="999999" w:sz="4"/>
               <w:left w:val="single" w:color="999999" w:sz="4"/>
@@ -730,6 +749,7 @@
         </w:tc>
         <w:tc>
           <w:tcPr>
+            <w:tcW w:type="dxa" w:w="4680"/>
             <w:tcBorders>
               <w:top w:val="single" w:color="999999" w:sz="4"/>
               <w:left w:val="single" w:color="999999" w:sz="4"/>
@@ -747,6 +767,7 @@
       <w:tr>
         <w:tc>
           <w:tcPr>
+            <w:tcW w:type="dxa" w:w="4680"/>
             <w:tcBorders>
               <w:top w:val="single" w:color="999999" w:sz="4"/>
               <w:left w:val="single" w:color="999999" w:sz="4"/>
@@ -762,6 +783,7 @@
         </w:tc>
         <w:tc>
           <w:tcPr>
+            <w:tcW w:type="dxa" w:w="4680"/>
             <w:tcBorders>
               <w:top w:val="single" w:color="999999" w:sz="4"/>
               <w:left w:val="single" w:color="999999" w:sz="4"/>
@@ -779,6 +801,7 @@
       <w:tr>
         <w:tc>
           <w:tcPr>
+            <w:tcW w:type="dxa" w:w="4680"/>
             <w:tcBorders>
               <w:top w:val="single" w:color="999999" w:sz="4"/>
               <w:left w:val="single" w:color="999999" w:sz="4"/>
@@ -794,6 +817,7 @@
         </w:tc>
         <w:tc>
           <w:tcPr>
+            <w:tcW w:type="dxa" w:w="4680"/>
             <w:tcBorders>
               <w:top w:val="single" w:color="999999" w:sz="4"/>
               <w:left w:val="single" w:color="999999" w:sz="4"/>
@@ -848,6 +872,7 @@
       <w:tr>
         <w:tc>
           <w:tcPr>
+            <w:tcW w:type="dxa" w:w="4680"/>
             <w:tcBorders>
               <w:top w:val="single" w:color="999999" w:sz="4"/>
               <w:left w:val="single" w:color="999999" w:sz="4"/>
@@ -863,6 +888,7 @@
         </w:tc>
         <w:tc>
           <w:tcPr>
+            <w:tcW w:type="dxa" w:w="4680"/>
             <w:tcBorders>
               <w:top w:val="single" w:color="999999" w:sz="4"/>
               <w:left w:val="single" w:color="999999" w:sz="4"/>

--- a/drive-docs/blog/mi-primer-post.docx
+++ b/drive-docs/blog/mi-primer-post.docx
@@ -98,9 +98,11 @@
       </w:r>
     </w:p>
     <w:p>
-      <w:r>
-        <w:t xml:space="preserve">---</w:t>
-      </w:r>
+      <w:pPr>
+        <w:pBdr>
+          <w:bottom w:val="single" w:color="000000" w:sz="6" w:space="1"/>
+        </w:pBdr>
+      </w:pPr>
     </w:p>
     <w:tbl>
       <w:tblPr>
@@ -225,9 +227,11 @@
       </w:r>
     </w:p>
     <w:p>
-      <w:r>
-        <w:t xml:space="preserve">---</w:t>
-      </w:r>
+      <w:pPr>
+        <w:pBdr>
+          <w:bottom w:val="single" w:color="000000" w:sz="6" w:space="1"/>
+        </w:pBdr>
+      </w:pPr>
     </w:p>
     <w:tbl>
       <w:tblPr>
@@ -686,9 +690,11 @@
       </w:r>
     </w:p>
     <w:p>
-      <w:r>
-        <w:t xml:space="preserve">---</w:t>
-      </w:r>
+      <w:pPr>
+        <w:pBdr>
+          <w:bottom w:val="single" w:color="000000" w:sz="6" w:space="1"/>
+        </w:pBdr>
+      </w:pPr>
     </w:p>
     <w:tbl>
       <w:tblPr>
